--- a/Coding 1 - year/Unit 6 - Debugging and Documentation/Daily Lesson Plans/Word/Day 142.docx
+++ b/Coding 1 - year/Unit 6 - Debugging and Documentation/Daily Lesson Plans/Word/Day 142.docx
@@ -50,12 +50,15 @@
               </w:rPr>
               <w:t xml:space="preserve">Coding I — Full Year</w:t>
             </w:r>
-          </w:p>
-          <w:p>
-            <w:pPr>
-              <w:spacing w:before="40"/>
-              <w:jc w:val="center"/>
-            </w:pPr>
+            <w:r>
+              <w:rPr>
+                <w:rFonts w:ascii="Arial" w:cs="Arial" w:eastAsia="Arial" w:hAnsi="Arial"/>
+                <w:sz w:val="16"/>
+                <w:szCs w:val="16"/>
+              </w:rPr>
+              <w:br/>
+              <w:t xml:space="preserve"/>
+            </w:r>
             <w:r>
               <w:rPr>
                 <w:rFonts w:ascii="Arial" w:cs="Arial" w:eastAsia="Arial" w:hAnsi="Arial"/>
@@ -83,7 +86,7 @@
           <w:rFonts w:ascii="Arial" w:cs="Arial" w:eastAsia="Arial" w:hAnsi="Arial"/>
           <w:b/>
           <w:bCs/>
-          <w:color w:val="1F3864"/>
+          <w:color w:val="2B5797"/>
           <w:sz w:val="32"/>
           <w:szCs w:val="32"/>
         </w:rPr>
@@ -261,9 +264,9 @@
               <w:right w:val="single" w:color="CCCCCC" w:sz="1"/>
             </w:tcBorders>
             <w:tcMar>
-              <w:top w:type="dxa" w:w="60"/>
+              <w:top w:type="dxa" w:w="80"/>
               <w:left w:type="dxa" w:w="120"/>
-              <w:bottom w:type="dxa" w:w="60"/>
+              <w:bottom w:type="dxa" w:w="80"/>
               <w:right w:type="dxa" w:w="120"/>
             </w:tcMar>
           </w:tcPr>
@@ -290,20 +293,213 @@
               <w:right w:val="single" w:color="CCCCCC" w:sz="1"/>
             </w:tcBorders>
             <w:tcMar>
-              <w:top w:type="dxa" w:w="60"/>
+              <w:top w:type="dxa" w:w="80"/>
               <w:left w:type="dxa" w:w="120"/>
-              <w:bottom w:type="dxa" w:w="60"/>
+              <w:bottom w:type="dxa" w:w="80"/>
               <w:right w:type="dxa" w:w="120"/>
             </w:tcMar>
           </w:tcPr>
           <w:p>
-            <w:r>
-              <w:rPr>
-                <w:rFonts w:ascii="Arial" w:cs="Arial" w:eastAsia="Arial" w:hAnsi="Arial"/>
-                <w:sz w:val="20"/>
-                <w:szCs w:val="20"/>
+            <w:pPr>
+              <w:spacing w:after="80" w:before="80"/>
+            </w:pPr>
+            <w:r>
+              <w:rPr>
+                <w:rFonts w:ascii="Arial" w:cs="Arial" w:eastAsia="Arial" w:hAnsi="Arial"/>
+                <w:b/>
+                <w:bCs/>
+                <w:i w:val="false"/>
+                <w:iCs w:val="false"/>
+                <w:color w:val="000000"/>
+                <w:sz w:val="22"/>
+                <w:szCs w:val="22"/>
               </w:rPr>
               <w:t xml:space="preserve">Bell Ringer / Review</w:t>
+            </w:r>
+            <w:r>
+              <w:rPr>
+                <w:rFonts w:ascii="Arial" w:cs="Arial" w:eastAsia="Arial" w:hAnsi="Arial"/>
+                <w:sz w:val="20"/>
+                <w:szCs w:val="20"/>
+              </w:rPr>
+              <w:br/>
+              <w:t xml:space="preserve"/>
+            </w:r>
+            <w:r>
+              <w:rPr>
+                <w:rFonts w:ascii="Arial" w:cs="Arial" w:eastAsia="Arial" w:hAnsi="Arial"/>
+                <w:sz w:val="20"/>
+                <w:szCs w:val="20"/>
+              </w:rPr>
+              <w:br/>
+              <w:t xml:space="preserve"/>
+            </w:r>
+            <w:r>
+              <w:rPr>
+                <w:rFonts w:ascii="Arial" w:cs="Arial" w:eastAsia="Arial" w:hAnsi="Arial"/>
+                <w:b/>
+                <w:bCs/>
+                <w:i w:val="false"/>
+                <w:iCs w:val="false"/>
+                <w:color w:val="000000"/>
+                <w:sz w:val="20"/>
+                <w:szCs w:val="20"/>
+              </w:rPr>
+              <w:t xml:space="preserve">Quick Write </w:t>
+            </w:r>
+            <w:r>
+              <w:rPr>
+                <w:rFonts w:ascii="Arial" w:cs="Arial" w:eastAsia="Arial" w:hAnsi="Arial"/>
+                <w:b w:val="false"/>
+                <w:bCs w:val="false"/>
+                <w:i w:val="false"/>
+                <w:iCs w:val="false"/>
+                <w:color w:val="000000"/>
+                <w:sz w:val="20"/>
+                <w:szCs w:val="20"/>
+              </w:rPr>
+              <w:t xml:space="preserve">(3 min — written or verbal):</w:t>
+            </w:r>
+            <w:r>
+              <w:rPr>
+                <w:rFonts w:ascii="Arial" w:cs="Arial" w:eastAsia="Arial" w:hAnsi="Arial"/>
+                <w:sz w:val="20"/>
+                <w:szCs w:val="20"/>
+              </w:rPr>
+              <w:br/>
+              <w:t xml:space="preserve"/>
+            </w:r>
+            <w:r>
+              <w:rPr>
+                <w:rFonts w:ascii="Arial" w:cs="Arial" w:eastAsia="Arial" w:hAnsi="Arial"/>
+                <w:b w:val="false"/>
+                <w:bCs w:val="false"/>
+                <w:i w:val="false"/>
+                <w:iCs w:val="false"/>
+                <w:color w:val="000000"/>
+                <w:sz w:val="20"/>
+                <w:szCs w:val="20"/>
+              </w:rPr>
+              <w:t xml:space="preserve">    Can you identify error types and apply appropriate debugging strategies?</w:t>
+            </w:r>
+            <w:r>
+              <w:rPr>
+                <w:rFonts w:ascii="Arial" w:cs="Arial" w:eastAsia="Arial" w:hAnsi="Arial"/>
+                <w:sz w:val="20"/>
+                <w:szCs w:val="20"/>
+              </w:rPr>
+              <w:br/>
+              <w:t xml:space="preserve"/>
+            </w:r>
+            <w:r>
+              <w:rPr>
+                <w:rFonts w:ascii="Arial" w:cs="Arial" w:eastAsia="Arial" w:hAnsi="Arial"/>
+                <w:sz w:val="20"/>
+                <w:szCs w:val="20"/>
+              </w:rPr>
+              <w:br/>
+              <w:t xml:space="preserve"/>
+            </w:r>
+            <w:r>
+              <w:rPr>
+                <w:rFonts w:ascii="Arial" w:cs="Arial" w:eastAsia="Arial" w:hAnsi="Arial"/>
+                <w:b/>
+                <w:bCs/>
+                <w:i w:val="false"/>
+                <w:iCs w:val="false"/>
+                <w:color w:val="000000"/>
+                <w:sz w:val="20"/>
+                <w:szCs w:val="20"/>
+              </w:rPr>
+              <w:t xml:space="preserve">Vocabulary Preview — </w:t>
+            </w:r>
+            <w:r>
+              <w:rPr>
+                <w:rFonts w:ascii="Arial" w:cs="Arial" w:eastAsia="Arial" w:hAnsi="Arial"/>
+                <w:b w:val="false"/>
+                <w:bCs w:val="false"/>
+                <w:i w:val="false"/>
+                <w:iCs w:val="false"/>
+                <w:color w:val="000000"/>
+                <w:sz w:val="20"/>
+                <w:szCs w:val="20"/>
+              </w:rPr>
+              <w:t xml:space="preserve">terms we'll use today:</w:t>
+            </w:r>
+            <w:r>
+              <w:rPr>
+                <w:rFonts w:ascii="Arial" w:cs="Arial" w:eastAsia="Arial" w:hAnsi="Arial"/>
+                <w:sz w:val="20"/>
+                <w:szCs w:val="20"/>
+              </w:rPr>
+              <w:br/>
+              <w:t xml:space="preserve"/>
+            </w:r>
+            <w:r>
+              <w:rPr>
+                <w:rFonts w:ascii="Arial" w:cs="Arial" w:eastAsia="Arial" w:hAnsi="Arial"/>
+                <w:b w:val="false"/>
+                <w:bCs w:val="false"/>
+                <w:i w:val="false"/>
+                <w:iCs w:val="false"/>
+                <w:color w:val="000000"/>
+                <w:sz w:val="20"/>
+                <w:szCs w:val="20"/>
+              </w:rPr>
+              <w:t xml:space="preserve">    • Three error types   •   Reading tracebacks   •   Common errors   •   Debugging strategies</w:t>
+            </w:r>
+            <w:r>
+              <w:rPr>
+                <w:rFonts w:ascii="Arial" w:cs="Arial" w:eastAsia="Arial" w:hAnsi="Arial"/>
+                <w:sz w:val="20"/>
+                <w:szCs w:val="20"/>
+              </w:rPr>
+              <w:br/>
+              <w:t xml:space="preserve"/>
+            </w:r>
+            <w:r>
+              <w:rPr>
+                <w:rFonts w:ascii="Arial" w:cs="Arial" w:eastAsia="Arial" w:hAnsi="Arial"/>
+                <w:sz w:val="20"/>
+                <w:szCs w:val="20"/>
+              </w:rPr>
+              <w:br/>
+              <w:t xml:space="preserve"/>
+            </w:r>
+            <w:r>
+              <w:rPr>
+                <w:rFonts w:ascii="Arial" w:cs="Arial" w:eastAsia="Arial" w:hAnsi="Arial"/>
+                <w:b w:val="false"/>
+                <w:bCs w:val="false"/>
+                <w:i/>
+                <w:iCs/>
+                <w:color w:val="444444"/>
+                <w:sz w:val="20"/>
+                <w:szCs w:val="20"/>
+              </w:rPr>
+              <w:t xml:space="preserve">Today's Goal: By the end of class you will be able to identify error types and apply appropriate debugging strategies.</w:t>
+            </w:r>
+            <w:r>
+              <w:rPr>
+                <w:rFonts w:ascii="Arial" w:cs="Arial" w:eastAsia="Arial" w:hAnsi="Arial"/>
+                <w:sz w:val="20"/>
+                <w:szCs w:val="20"/>
+              </w:rPr>
+              <w:br/>
+              <w:t xml:space="preserve"/>
+            </w:r>
+            <w:r>
+              <w:rPr>
+                <w:rFonts w:ascii="Arial" w:cs="Arial" w:eastAsia="Arial" w:hAnsi="Arial"/>
+                <w:b w:val="false"/>
+                <w:bCs w:val="false"/>
+                <w:i/>
+                <w:iCs/>
+                <w:color w:val="555555"/>
+                <w:sz w:val="20"/>
+                <w:szCs w:val="20"/>
+              </w:rPr>
+              <w:t xml:space="preserve">→ Pair-share your response, then 2–3 students share with the class.</w:t>
             </w:r>
           </w:p>
         </w:tc>
@@ -319,9 +515,9 @@
               <w:right w:val="single" w:color="CCCCCC" w:sz="1"/>
             </w:tcBorders>
             <w:tcMar>
-              <w:top w:type="dxa" w:w="60"/>
+              <w:top w:type="dxa" w:w="80"/>
               <w:left w:type="dxa" w:w="120"/>
-              <w:bottom w:type="dxa" w:w="60"/>
+              <w:bottom w:type="dxa" w:w="80"/>
               <w:right w:type="dxa" w:w="120"/>
             </w:tcMar>
           </w:tcPr>
@@ -348,20 +544,327 @@
               <w:right w:val="single" w:color="CCCCCC" w:sz="1"/>
             </w:tcBorders>
             <w:tcMar>
-              <w:top w:type="dxa" w:w="60"/>
+              <w:top w:type="dxa" w:w="80"/>
               <w:left w:type="dxa" w:w="120"/>
-              <w:bottom w:type="dxa" w:w="60"/>
+              <w:bottom w:type="dxa" w:w="80"/>
               <w:right w:type="dxa" w:w="120"/>
             </w:tcMar>
           </w:tcPr>
           <w:p>
-            <w:r>
-              <w:rPr>
-                <w:rFonts w:ascii="Arial" w:cs="Arial" w:eastAsia="Arial" w:hAnsi="Arial"/>
-                <w:sz w:val="20"/>
-                <w:szCs w:val="20"/>
-              </w:rPr>
-              <w:t xml:space="preserve">Mini Lesson: Review—Error Types, Debugging Strategies</w:t>
+            <w:pPr>
+              <w:spacing w:after="80" w:before="80"/>
+            </w:pPr>
+            <w:r>
+              <w:rPr>
+                <w:rFonts w:ascii="Arial" w:cs="Arial" w:eastAsia="Arial" w:hAnsi="Arial"/>
+                <w:b/>
+                <w:bCs/>
+                <w:i w:val="false"/>
+                <w:iCs w:val="false"/>
+                <w:color w:val="000000"/>
+                <w:sz w:val="22"/>
+                <w:szCs w:val="22"/>
+              </w:rPr>
+              <w:t xml:space="preserve">Mini Lesson: </w:t>
+            </w:r>
+            <w:r>
+              <w:rPr>
+                <w:rFonts w:ascii="Arial" w:cs="Arial" w:eastAsia="Arial" w:hAnsi="Arial"/>
+                <w:b w:val="false"/>
+                <w:bCs w:val="false"/>
+                <w:i w:val="false"/>
+                <w:iCs w:val="false"/>
+                <w:color w:val="000000"/>
+                <w:sz w:val="22"/>
+                <w:szCs w:val="22"/>
+              </w:rPr>
+              <w:t xml:space="preserve">Review—Error Types, Debugging Strategies</w:t>
+            </w:r>
+            <w:r>
+              <w:rPr>
+                <w:rFonts w:ascii="Arial" w:cs="Arial" w:eastAsia="Arial" w:hAnsi="Arial"/>
+                <w:sz w:val="20"/>
+                <w:szCs w:val="20"/>
+              </w:rPr>
+              <w:br/>
+              <w:t xml:space="preserve"/>
+            </w:r>
+            <w:r>
+              <w:rPr>
+                <w:rFonts w:ascii="Arial" w:cs="Arial" w:eastAsia="Arial" w:hAnsi="Arial"/>
+                <w:sz w:val="20"/>
+                <w:szCs w:val="20"/>
+              </w:rPr>
+              <w:br/>
+              <w:t xml:space="preserve"/>
+            </w:r>
+            <w:r>
+              <w:rPr>
+                <w:rFonts w:ascii="Arial" w:cs="Arial" w:eastAsia="Arial" w:hAnsi="Arial"/>
+                <w:b/>
+                <w:bCs/>
+                <w:i/>
+                <w:iCs/>
+                <w:color w:val="000000"/>
+                <w:sz w:val="20"/>
+                <w:szCs w:val="20"/>
+              </w:rPr>
+              <w:t xml:space="preserve">Learning Target: </w:t>
+            </w:r>
+            <w:r>
+              <w:rPr>
+                <w:rFonts w:ascii="Arial" w:cs="Arial" w:eastAsia="Arial" w:hAnsi="Arial"/>
+                <w:b w:val="false"/>
+                <w:bCs w:val="false"/>
+                <w:i/>
+                <w:iCs/>
+                <w:color w:val="333333"/>
+                <w:sz w:val="20"/>
+                <w:szCs w:val="20"/>
+              </w:rPr>
+              <w:t xml:space="preserve">I can identify error types and apply appropriate debugging strategies.</w:t>
+            </w:r>
+            <w:r>
+              <w:rPr>
+                <w:rFonts w:ascii="Arial" w:cs="Arial" w:eastAsia="Arial" w:hAnsi="Arial"/>
+                <w:sz w:val="20"/>
+                <w:szCs w:val="20"/>
+              </w:rPr>
+              <w:br/>
+              <w:t xml:space="preserve"/>
+            </w:r>
+            <w:r>
+              <w:rPr>
+                <w:rFonts w:ascii="Arial" w:cs="Arial" w:eastAsia="Arial" w:hAnsi="Arial"/>
+                <w:sz w:val="20"/>
+                <w:szCs w:val="20"/>
+              </w:rPr>
+              <w:br/>
+              <w:t xml:space="preserve"/>
+            </w:r>
+            <w:r>
+              <w:rPr>
+                <w:rFonts w:ascii="Arial" w:cs="Arial" w:eastAsia="Arial" w:hAnsi="Arial"/>
+                <w:b/>
+                <w:bCs/>
+                <w:i w:val="false"/>
+                <w:iCs w:val="false"/>
+                <w:color w:val="000000"/>
+                <w:sz w:val="20"/>
+                <w:szCs w:val="20"/>
+              </w:rPr>
+              <w:t xml:space="preserve">Key Concepts:</w:t>
+            </w:r>
+            <w:r>
+              <w:rPr>
+                <w:rFonts w:ascii="Arial" w:cs="Arial" w:eastAsia="Arial" w:hAnsi="Arial"/>
+                <w:sz w:val="20"/>
+                <w:szCs w:val="20"/>
+              </w:rPr>
+              <w:br/>
+              <w:t xml:space="preserve"/>
+            </w:r>
+            <w:r>
+              <w:rPr>
+                <w:rFonts w:ascii="Arial" w:cs="Arial" w:eastAsia="Arial" w:hAnsi="Arial"/>
+                <w:b w:val="false"/>
+                <w:bCs w:val="false"/>
+                <w:i w:val="false"/>
+                <w:iCs w:val="false"/>
+                <w:color w:val="000000"/>
+                <w:sz w:val="20"/>
+                <w:szCs w:val="20"/>
+              </w:rPr>
+              <w:t xml:space="preserve">    • Three error types: Syntax, runtime, logic</w:t>
+            </w:r>
+            <w:r>
+              <w:rPr>
+                <w:rFonts w:ascii="Arial" w:cs="Arial" w:eastAsia="Arial" w:hAnsi="Arial"/>
+                <w:sz w:val="20"/>
+                <w:szCs w:val="20"/>
+              </w:rPr>
+              <w:br/>
+              <w:t xml:space="preserve"/>
+            </w:r>
+            <w:r>
+              <w:rPr>
+                <w:rFonts w:ascii="Arial" w:cs="Arial" w:eastAsia="Arial" w:hAnsi="Arial"/>
+                <w:b w:val="false"/>
+                <w:bCs w:val="false"/>
+                <w:i w:val="false"/>
+                <w:iCs w:val="false"/>
+                <w:color w:val="000000"/>
+                <w:sz w:val="20"/>
+                <w:szCs w:val="20"/>
+              </w:rPr>
+              <w:t xml:space="preserve">    • Reading tracebacks: Error type, line number, message</w:t>
+            </w:r>
+            <w:r>
+              <w:rPr>
+                <w:rFonts w:ascii="Arial" w:cs="Arial" w:eastAsia="Arial" w:hAnsi="Arial"/>
+                <w:sz w:val="20"/>
+                <w:szCs w:val="20"/>
+              </w:rPr>
+              <w:br/>
+              <w:t xml:space="preserve"/>
+            </w:r>
+            <w:r>
+              <w:rPr>
+                <w:rFonts w:ascii="Arial" w:cs="Arial" w:eastAsia="Arial" w:hAnsi="Arial"/>
+                <w:b w:val="false"/>
+                <w:bCs w:val="false"/>
+                <w:i w:val="false"/>
+                <w:iCs w:val="false"/>
+                <w:color w:val="000000"/>
+                <w:sz w:val="20"/>
+                <w:szCs w:val="20"/>
+              </w:rPr>
+              <w:t xml:space="preserve">    • Common errors: ZeroDivisionError, TypeError, NameError, IndexError</w:t>
+            </w:r>
+            <w:r>
+              <w:rPr>
+                <w:rFonts w:ascii="Arial" w:cs="Arial" w:eastAsia="Arial" w:hAnsi="Arial"/>
+                <w:sz w:val="20"/>
+                <w:szCs w:val="20"/>
+              </w:rPr>
+              <w:br/>
+              <w:t xml:space="preserve"/>
+            </w:r>
+            <w:r>
+              <w:rPr>
+                <w:rFonts w:ascii="Arial" w:cs="Arial" w:eastAsia="Arial" w:hAnsi="Arial"/>
+                <w:b w:val="false"/>
+                <w:bCs w:val="false"/>
+                <w:i w:val="false"/>
+                <w:iCs w:val="false"/>
+                <w:color w:val="000000"/>
+                <w:sz w:val="20"/>
+                <w:szCs w:val="20"/>
+              </w:rPr>
+              <w:t xml:space="preserve">    • Debugging strategies: Print debugging, rubber duck debugging, systematic testing</w:t>
+            </w:r>
+            <w:r>
+              <w:rPr>
+                <w:rFonts w:ascii="Arial" w:cs="Arial" w:eastAsia="Arial" w:hAnsi="Arial"/>
+                <w:sz w:val="20"/>
+                <w:szCs w:val="20"/>
+              </w:rPr>
+              <w:br/>
+              <w:t xml:space="preserve"/>
+            </w:r>
+            <w:r>
+              <w:rPr>
+                <w:rFonts w:ascii="Arial" w:cs="Arial" w:eastAsia="Arial" w:hAnsi="Arial"/>
+                <w:sz w:val="20"/>
+                <w:szCs w:val="20"/>
+              </w:rPr>
+              <w:br/>
+              <w:t xml:space="preserve"/>
+            </w:r>
+            <w:r>
+              <w:rPr>
+                <w:rFonts w:ascii="Arial" w:cs="Arial" w:eastAsia="Arial" w:hAnsi="Arial"/>
+                <w:b/>
+                <w:bCs/>
+                <w:i w:val="false"/>
+                <w:iCs w:val="false"/>
+                <w:color w:val="000000"/>
+                <w:sz w:val="20"/>
+                <w:szCs w:val="20"/>
+              </w:rPr>
+              <w:t xml:space="preserve">Vocabulary: </w:t>
+            </w:r>
+            <w:r>
+              <w:rPr>
+                <w:rFonts w:ascii="Arial" w:cs="Arial" w:eastAsia="Arial" w:hAnsi="Arial"/>
+                <w:b w:val="false"/>
+                <w:bCs w:val="false"/>
+                <w:i w:val="false"/>
+                <w:iCs w:val="false"/>
+                <w:color w:val="000000"/>
+                <w:sz w:val="20"/>
+                <w:szCs w:val="20"/>
+              </w:rPr>
+              <w:t xml:space="preserve">Three error types, Reading tracebacks, Common errors, Debugging strategies</w:t>
+            </w:r>
+            <w:r>
+              <w:rPr>
+                <w:rFonts w:ascii="Arial" w:cs="Arial" w:eastAsia="Arial" w:hAnsi="Arial"/>
+                <w:sz w:val="20"/>
+                <w:szCs w:val="20"/>
+              </w:rPr>
+              <w:br/>
+              <w:t xml:space="preserve"/>
+            </w:r>
+            <w:r>
+              <w:rPr>
+                <w:rFonts w:ascii="Arial" w:cs="Arial" w:eastAsia="Arial" w:hAnsi="Arial"/>
+                <w:sz w:val="20"/>
+                <w:szCs w:val="20"/>
+              </w:rPr>
+              <w:br/>
+              <w:t xml:space="preserve"/>
+            </w:r>
+            <w:r>
+              <w:rPr>
+                <w:rFonts w:ascii="Arial" w:cs="Arial" w:eastAsia="Arial" w:hAnsi="Arial"/>
+                <w:b/>
+                <w:bCs/>
+                <w:i/>
+                <w:iCs/>
+                <w:color w:val="555555"/>
+                <w:sz w:val="20"/>
+                <w:szCs w:val="20"/>
+              </w:rPr>
+              <w:t xml:space="preserve">→ Live Demo — </w:t>
+            </w:r>
+            <w:r>
+              <w:rPr>
+                <w:rFonts w:ascii="Arial" w:cs="Arial" w:eastAsia="Arial" w:hAnsi="Arial"/>
+                <w:b w:val="false"/>
+                <w:bCs w:val="false"/>
+                <w:i/>
+                <w:iCs/>
+                <w:color w:val="555555"/>
+                <w:sz w:val="20"/>
+                <w:szCs w:val="20"/>
+              </w:rPr>
+              <w:t xml:space="preserve">type examples as students follow along in their own editor.</w:t>
+            </w:r>
+            <w:r>
+              <w:rPr>
+                <w:rFonts w:ascii="Arial" w:cs="Arial" w:eastAsia="Arial" w:hAnsi="Arial"/>
+                <w:sz w:val="20"/>
+                <w:szCs w:val="20"/>
+              </w:rPr>
+              <w:br/>
+              <w:t xml:space="preserve"/>
+            </w:r>
+            <w:r>
+              <w:rPr>
+                <w:rFonts w:ascii="Arial" w:cs="Arial" w:eastAsia="Arial" w:hAnsi="Arial"/>
+                <w:b/>
+                <w:bCs/>
+                <w:i/>
+                <w:iCs/>
+                <w:color w:val="555555"/>
+                <w:sz w:val="20"/>
+                <w:szCs w:val="20"/>
+              </w:rPr>
+              <w:t xml:space="preserve">→ Check for Understanding: </w:t>
+            </w:r>
+            <w:r>
+              <w:rPr>
+                <w:rFonts w:ascii="Arial" w:cs="Arial" w:eastAsia="Arial" w:hAnsi="Arial"/>
+                <w:b w:val="false"/>
+                <w:bCs w:val="false"/>
+                <w:i/>
+                <w:iCs/>
+                <w:color w:val="555555"/>
+                <w:sz w:val="20"/>
+                <w:szCs w:val="20"/>
+              </w:rPr>
+              <w:t xml:space="preserve">pause and cold-call: “Can someone explain what we just did in their own words?”</w:t>
             </w:r>
           </w:p>
         </w:tc>
@@ -377,9 +880,9 @@
               <w:right w:val="single" w:color="CCCCCC" w:sz="1"/>
             </w:tcBorders>
             <w:tcMar>
-              <w:top w:type="dxa" w:w="60"/>
+              <w:top w:type="dxa" w:w="80"/>
               <w:left w:type="dxa" w:w="120"/>
-              <w:bottom w:type="dxa" w:w="60"/>
+              <w:bottom w:type="dxa" w:w="80"/>
               <w:right w:type="dxa" w:w="120"/>
             </w:tcMar>
           </w:tcPr>
@@ -406,20 +909,90 @@
               <w:right w:val="single" w:color="CCCCCC" w:sz="1"/>
             </w:tcBorders>
             <w:tcMar>
-              <w:top w:type="dxa" w:w="60"/>
+              <w:top w:type="dxa" w:w="80"/>
               <w:left w:type="dxa" w:w="120"/>
-              <w:bottom w:type="dxa" w:w="60"/>
+              <w:bottom w:type="dxa" w:w="80"/>
               <w:right w:type="dxa" w:w="120"/>
             </w:tcMar>
           </w:tcPr>
           <w:p>
-            <w:r>
-              <w:rPr>
-                <w:rFonts w:ascii="Arial" w:cs="Arial" w:eastAsia="Arial" w:hAnsi="Arial"/>
-                <w:sz w:val="20"/>
-                <w:szCs w:val="20"/>
+            <w:pPr>
+              <w:spacing w:after="80" w:before="80"/>
+            </w:pPr>
+            <w:r>
+              <w:rPr>
+                <w:rFonts w:ascii="Arial" w:cs="Arial" w:eastAsia="Arial" w:hAnsi="Arial"/>
+                <w:b/>
+                <w:bCs/>
+                <w:i w:val="false"/>
+                <w:iCs w:val="false"/>
+                <w:color w:val="000000"/>
+                <w:sz w:val="22"/>
+                <w:szCs w:val="22"/>
               </w:rPr>
               <w:t xml:space="preserve">Guided Practice</w:t>
+            </w:r>
+            <w:r>
+              <w:rPr>
+                <w:rFonts w:ascii="Arial" w:cs="Arial" w:eastAsia="Arial" w:hAnsi="Arial"/>
+                <w:sz w:val="20"/>
+                <w:szCs w:val="20"/>
+              </w:rPr>
+              <w:br/>
+              <w:t xml:space="preserve"/>
+            </w:r>
+            <w:r>
+              <w:rPr>
+                <w:rFonts w:ascii="Arial" w:cs="Arial" w:eastAsia="Arial" w:hAnsi="Arial"/>
+                <w:sz w:val="20"/>
+                <w:szCs w:val="20"/>
+              </w:rPr>
+              <w:br/>
+              <w:t xml:space="preserve"/>
+            </w:r>
+            <w:r>
+              <w:rPr>
+                <w:rFonts w:ascii="Arial" w:cs="Arial" w:eastAsia="Arial" w:hAnsi="Arial"/>
+                <w:b w:val="false"/>
+                <w:bCs w:val="false"/>
+                <w:i w:val="false"/>
+                <w:iCs w:val="false"/>
+                <w:color w:val="000000"/>
+                <w:sz w:val="20"/>
+                <w:szCs w:val="20"/>
+              </w:rPr>
+              <w:t xml:space="preserve">You'll be provided with an unfamiliar program with errors. You must:</w:t>
+            </w:r>
+            <w:r>
+              <w:rPr>
+                <w:rFonts w:ascii="Arial" w:cs="Arial" w:eastAsia="Arial" w:hAnsi="Arial"/>
+                <w:sz w:val="20"/>
+                <w:szCs w:val="20"/>
+              </w:rPr>
+              <w:br/>
+              <w:t xml:space="preserve"/>
+            </w:r>
+            <w:r>
+              <w:rPr>
+                <w:rFonts w:ascii="Arial" w:cs="Arial" w:eastAsia="Arial" w:hAnsi="Arial"/>
+                <w:sz w:val="20"/>
+                <w:szCs w:val="20"/>
+              </w:rPr>
+              <w:br/>
+              <w:t xml:space="preserve"/>
+            </w:r>
+            <w:r>
+              <w:rPr>
+                <w:rFonts w:ascii="Arial" w:cs="Arial" w:eastAsia="Arial" w:hAnsi="Arial"/>
+                <w:b w:val="false"/>
+                <w:bCs w:val="false"/>
+                <w:i/>
+                <w:iCs/>
+                <w:color w:val="555555"/>
+                <w:sz w:val="20"/>
+                <w:szCs w:val="20"/>
+              </w:rPr>
+              <w:t xml:space="preserve">→ Teacher models — students try alongside, then compare results.</w:t>
             </w:r>
           </w:p>
         </w:tc>
@@ -435,9 +1008,9 @@
               <w:right w:val="single" w:color="CCCCCC" w:sz="1"/>
             </w:tcBorders>
             <w:tcMar>
-              <w:top w:type="dxa" w:w="60"/>
+              <w:top w:type="dxa" w:w="80"/>
               <w:left w:type="dxa" w:w="120"/>
-              <w:bottom w:type="dxa" w:w="60"/>
+              <w:bottom w:type="dxa" w:w="80"/>
               <w:right w:type="dxa" w:w="120"/>
             </w:tcMar>
           </w:tcPr>
@@ -450,7 +1023,7 @@
                 <w:sz w:val="20"/>
                 <w:szCs w:val="20"/>
               </w:rPr>
-              <w:t xml:space="preserve">15-20 min</w:t>
+              <w:t xml:space="preserve">15–20 min</w:t>
             </w:r>
           </w:p>
         </w:tc>
@@ -464,20 +1037,164 @@
               <w:right w:val="single" w:color="CCCCCC" w:sz="1"/>
             </w:tcBorders>
             <w:tcMar>
-              <w:top w:type="dxa" w:w="60"/>
+              <w:top w:type="dxa" w:w="80"/>
               <w:left w:type="dxa" w:w="120"/>
-              <w:bottom w:type="dxa" w:w="60"/>
+              <w:bottom w:type="dxa" w:w="80"/>
               <w:right w:type="dxa" w:w="120"/>
             </w:tcMar>
           </w:tcPr>
           <w:p>
-            <w:r>
-              <w:rPr>
-                <w:rFonts w:ascii="Arial" w:cs="Arial" w:eastAsia="Arial" w:hAnsi="Arial"/>
-                <w:sz w:val="20"/>
-                <w:szCs w:val="20"/>
+            <w:pPr>
+              <w:spacing w:after="80" w:before="80"/>
+            </w:pPr>
+            <w:r>
+              <w:rPr>
+                <w:rFonts w:ascii="Arial" w:cs="Arial" w:eastAsia="Arial" w:hAnsi="Arial"/>
+                <w:b/>
+                <w:bCs/>
+                <w:i w:val="false"/>
+                <w:iCs w:val="false"/>
+                <w:color w:val="000000"/>
+                <w:sz w:val="22"/>
+                <w:szCs w:val="22"/>
               </w:rPr>
               <w:t xml:space="preserve">Independent Practice / Code Along</w:t>
+            </w:r>
+            <w:r>
+              <w:rPr>
+                <w:rFonts w:ascii="Arial" w:cs="Arial" w:eastAsia="Arial" w:hAnsi="Arial"/>
+                <w:sz w:val="20"/>
+                <w:szCs w:val="20"/>
+              </w:rPr>
+              <w:br/>
+              <w:t xml:space="preserve"/>
+            </w:r>
+            <w:r>
+              <w:rPr>
+                <w:rFonts w:ascii="Arial" w:cs="Arial" w:eastAsia="Arial" w:hAnsi="Arial"/>
+                <w:b/>
+                <w:bCs/>
+                <w:i w:val="false"/>
+                <w:iCs w:val="false"/>
+                <w:color w:val="000000"/>
+                <w:sz w:val="20"/>
+                <w:szCs w:val="20"/>
+              </w:rPr>
+              <w:t xml:space="preserve">    Beginner: </w:t>
+            </w:r>
+            <w:r>
+              <w:rPr>
+                <w:rFonts w:ascii="Arial" w:cs="Arial" w:eastAsia="Arial" w:hAnsi="Arial"/>
+                <w:b w:val="false"/>
+                <w:bCs w:val="false"/>
+                <w:i w:val="false"/>
+                <w:iCs w:val="false"/>
+                <w:color w:val="000000"/>
+                <w:sz w:val="20"/>
+                <w:szCs w:val="20"/>
+              </w:rPr>
+              <w:t xml:space="preserve">Classify and fix 5 mixed errors from throughout the unit.</w:t>
+            </w:r>
+            <w:r>
+              <w:rPr>
+                <w:rFonts w:ascii="Arial" w:cs="Arial" w:eastAsia="Arial" w:hAnsi="Arial"/>
+                <w:sz w:val="20"/>
+                <w:szCs w:val="20"/>
+              </w:rPr>
+              <w:br/>
+              <w:t xml:space="preserve"/>
+            </w:r>
+            <w:r>
+              <w:rPr>
+                <w:rFonts w:ascii="Arial" w:cs="Arial" w:eastAsia="Arial" w:hAnsi="Arial"/>
+                <w:b/>
+                <w:bCs/>
+                <w:i w:val="false"/>
+                <w:iCs w:val="false"/>
+                <w:color w:val="000000"/>
+                <w:sz w:val="20"/>
+                <w:szCs w:val="20"/>
+              </w:rPr>
+              <w:t xml:space="preserve">    Intermediate: </w:t>
+            </w:r>
+            <w:r>
+              <w:rPr>
+                <w:rFonts w:ascii="Arial" w:cs="Arial" w:eastAsia="Arial" w:hAnsi="Arial"/>
+                <w:b w:val="false"/>
+                <w:bCs w:val="false"/>
+                <w:i w:val="false"/>
+                <w:iCs w:val="false"/>
+                <w:color w:val="000000"/>
+                <w:sz w:val="20"/>
+                <w:szCs w:val="20"/>
+              </w:rPr>
+              <w:t xml:space="preserve">Debug a program using only tracebacks (no looking at code).</w:t>
+            </w:r>
+            <w:r>
+              <w:rPr>
+                <w:rFonts w:ascii="Arial" w:cs="Arial" w:eastAsia="Arial" w:hAnsi="Arial"/>
+                <w:sz w:val="20"/>
+                <w:szCs w:val="20"/>
+              </w:rPr>
+              <w:br/>
+              <w:t xml:space="preserve"/>
+            </w:r>
+            <w:r>
+              <w:rPr>
+                <w:rFonts w:ascii="Arial" w:cs="Arial" w:eastAsia="Arial" w:hAnsi="Arial"/>
+                <w:b/>
+                <w:bCs/>
+                <w:i w:val="false"/>
+                <w:iCs w:val="false"/>
+                <w:color w:val="000000"/>
+                <w:sz w:val="20"/>
+                <w:szCs w:val="20"/>
+              </w:rPr>
+              <w:t xml:space="preserve">    Challenge: </w:t>
+            </w:r>
+            <w:r>
+              <w:rPr>
+                <w:rFonts w:ascii="Arial" w:cs="Arial" w:eastAsia="Arial" w:hAnsi="Arial"/>
+                <w:b w:val="false"/>
+                <w:bCs w:val="false"/>
+                <w:i w:val="false"/>
+                <w:iCs w:val="false"/>
+                <w:color w:val="000000"/>
+                <w:sz w:val="20"/>
+                <w:szCs w:val="20"/>
+              </w:rPr>
+              <w:t xml:space="preserve">Fix a program with multiple errors using only print debugging. ---</w:t>
+            </w:r>
+            <w:r>
+              <w:rPr>
+                <w:rFonts w:ascii="Arial" w:cs="Arial" w:eastAsia="Arial" w:hAnsi="Arial"/>
+                <w:sz w:val="20"/>
+                <w:szCs w:val="20"/>
+              </w:rPr>
+              <w:br/>
+              <w:t xml:space="preserve"/>
+            </w:r>
+            <w:r>
+              <w:rPr>
+                <w:rFonts w:ascii="Arial" w:cs="Arial" w:eastAsia="Arial" w:hAnsi="Arial"/>
+                <w:sz w:val="20"/>
+                <w:szCs w:val="20"/>
+              </w:rPr>
+              <w:br/>
+              <w:t xml:space="preserve"/>
+            </w:r>
+            <w:r>
+              <w:rPr>
+                <w:rFonts w:ascii="Arial" w:cs="Arial" w:eastAsia="Arial" w:hAnsi="Arial"/>
+                <w:b w:val="false"/>
+                <w:bCs w:val="false"/>
+                <w:i/>
+                <w:iCs/>
+                <w:color w:val="555555"/>
+                <w:sz w:val="20"/>
+                <w:szCs w:val="20"/>
+              </w:rPr>
+              <w:t xml:space="preserve">→ Teacher circulates — offer hints, check for understanding.</w:t>
             </w:r>
           </w:p>
         </w:tc>
@@ -493,9 +1210,9 @@
               <w:right w:val="single" w:color="CCCCCC" w:sz="1"/>
             </w:tcBorders>
             <w:tcMar>
-              <w:top w:type="dxa" w:w="60"/>
+              <w:top w:type="dxa" w:w="80"/>
               <w:left w:type="dxa" w:w="120"/>
-              <w:bottom w:type="dxa" w:w="60"/>
+              <w:bottom w:type="dxa" w:w="80"/>
               <w:right w:type="dxa" w:w="120"/>
             </w:tcMar>
           </w:tcPr>
@@ -522,20 +1239,90 @@
               <w:right w:val="single" w:color="CCCCCC" w:sz="1"/>
             </w:tcBorders>
             <w:tcMar>
-              <w:top w:type="dxa" w:w="60"/>
+              <w:top w:type="dxa" w:w="80"/>
               <w:left w:type="dxa" w:w="120"/>
-              <w:bottom w:type="dxa" w:w="60"/>
+              <w:bottom w:type="dxa" w:w="80"/>
               <w:right w:type="dxa" w:w="120"/>
             </w:tcMar>
           </w:tcPr>
           <w:p>
-            <w:r>
-              <w:rPr>
-                <w:rFonts w:ascii="Arial" w:cs="Arial" w:eastAsia="Arial" w:hAnsi="Arial"/>
-                <w:sz w:val="20"/>
-                <w:szCs w:val="20"/>
+            <w:pPr>
+              <w:spacing w:after="80" w:before="80"/>
+            </w:pPr>
+            <w:r>
+              <w:rPr>
+                <w:rFonts w:ascii="Arial" w:cs="Arial" w:eastAsia="Arial" w:hAnsi="Arial"/>
+                <w:b/>
+                <w:bCs/>
+                <w:i w:val="false"/>
+                <w:iCs w:val="false"/>
+                <w:color w:val="000000"/>
+                <w:sz w:val="22"/>
+                <w:szCs w:val="22"/>
               </w:rPr>
               <w:t xml:space="preserve">Exit Ticket / Wrap-Up</w:t>
+            </w:r>
+            <w:r>
+              <w:rPr>
+                <w:rFonts w:ascii="Arial" w:cs="Arial" w:eastAsia="Arial" w:hAnsi="Arial"/>
+                <w:sz w:val="20"/>
+                <w:szCs w:val="20"/>
+              </w:rPr>
+              <w:br/>
+              <w:t xml:space="preserve"/>
+            </w:r>
+            <w:r>
+              <w:rPr>
+                <w:rFonts w:ascii="Arial" w:cs="Arial" w:eastAsia="Arial" w:hAnsi="Arial"/>
+                <w:sz w:val="20"/>
+                <w:szCs w:val="20"/>
+              </w:rPr>
+              <w:br/>
+              <w:t xml:space="preserve"/>
+            </w:r>
+            <w:r>
+              <w:rPr>
+                <w:rFonts w:ascii="Arial" w:cs="Arial" w:eastAsia="Arial" w:hAnsi="Arial"/>
+                <w:b w:val="false"/>
+                <w:bCs w:val="false"/>
+                <w:i w:val="false"/>
+                <w:iCs w:val="false"/>
+                <w:color w:val="000000"/>
+                <w:sz w:val="20"/>
+                <w:szCs w:val="20"/>
+              </w:rPr>
+              <w:t xml:space="preserve">Quick Check: Identify error types and apply appropriate debugging strategies?</w:t>
+            </w:r>
+            <w:r>
+              <w:rPr>
+                <w:rFonts w:ascii="Arial" w:cs="Arial" w:eastAsia="Arial" w:hAnsi="Arial"/>
+                <w:sz w:val="20"/>
+                <w:szCs w:val="20"/>
+              </w:rPr>
+              <w:br/>
+              <w:t xml:space="preserve"/>
+            </w:r>
+            <w:r>
+              <w:rPr>
+                <w:rFonts w:ascii="Arial" w:cs="Arial" w:eastAsia="Arial" w:hAnsi="Arial"/>
+                <w:sz w:val="20"/>
+                <w:szCs w:val="20"/>
+              </w:rPr>
+              <w:br/>
+              <w:t xml:space="preserve"/>
+            </w:r>
+            <w:r>
+              <w:rPr>
+                <w:rFonts w:ascii="Arial" w:cs="Arial" w:eastAsia="Arial" w:hAnsi="Arial"/>
+                <w:b w:val="false"/>
+                <w:bCs w:val="false"/>
+                <w:i/>
+                <w:iCs/>
+                <w:color w:val="555555"/>
+                <w:sz w:val="20"/>
+                <w:szCs w:val="20"/>
+              </w:rPr>
+              <w:t xml:space="preserve">→ 3–2–1: Name 3 things learned, 2 new vocab words, 1 question you still have.</w:t>
             </w:r>
           </w:p>
         </w:tc>

--- a/Coding 1 - year/Unit 6 - Debugging and Documentation/Daily Lesson Plans/Word/Day 142.docx
+++ b/Coding 1 - year/Unit 6 - Debugging and Documentation/Daily Lesson Plans/Word/Day 142.docx
@@ -380,7 +380,7 @@
                 <w:sz w:val="20"/>
                 <w:szCs w:val="20"/>
               </w:rPr>
-              <w:t xml:space="preserve">    Can you identify error types and apply appropriate debugging strategies?</w:t>
+              <w:t xml:space="preserve">    Look at the examples on the board. Can you spot which ones show error types and apply appropriate debugging strategies? What clues helped you decide?</w:t>
             </w:r>
             <w:r>
               <w:rPr>
@@ -477,7 +477,7 @@
                 <w:sz w:val="20"/>
                 <w:szCs w:val="20"/>
               </w:rPr>
-              <w:t xml:space="preserve">Today's Goal: By the end of class you will be able to identify error types and apply appropriate debugging strategies.</w:t>
+              <w:t xml:space="preserve">Today’s Goal: By the end of class you will be able to identify error types and apply appropriate debugging strategies.</w:t>
             </w:r>
             <w:r>
               <w:rPr>
@@ -1291,7 +1291,7 @@
                 <w:sz w:val="20"/>
                 <w:szCs w:val="20"/>
               </w:rPr>
-              <w:t xml:space="preserve">Quick Check: Identify error types and apply appropriate debugging strategies?</w:t>
+              <w:t xml:space="preserve">Define error types in your own words and give one example of how it's used in code.</w:t>
             </w:r>
             <w:r>
               <w:rPr>
